--- a/ru/wisdom-stories/i-got-busy-with-cleaning.docx
+++ b/ru/wisdom-stories/i-got-busy-with-cleaning.docx
@@ -4,539 +4,306 @@
   <w:body>
     <w:p>
       <w:pPr>
-        <w:spacing w:before="0" w:after="60"/>
-        <w:jc w:val="left"/>
+        <w:pStyle w:val="Title"/>
       </w:pPr>
       <w:r>
-        <w:rPr>
-          <w:rFonts w:ascii="Arial" w:hAnsi="Arial" w:eastAsia="Arial"/>
-          <w:i w:val="0"/>
-          <w:color w:val="000000"/>
-          <w:sz w:val="52"/>
-        </w:rPr>
         <w:t>Я была занята уборкой</w:t>
       </w:r>
     </w:p>
     <w:p>
       <w:pPr>
-        <w:jc w:val="left"/>
+        <w:spacing w:after="80"/>
       </w:pPr>
       <w:r>
-        <w:rPr>
-          <w:rFonts w:ascii="Arial" w:hAnsi="Arial" w:eastAsia="Arial"/>
-          <w:i w:val="0"/>
-          <w:color w:val="000000"/>
-          <w:sz w:val="22"/>
-        </w:rPr>
         <w:t>Сегодня я была занята уборкой…</w:t>
       </w:r>
     </w:p>
     <w:p>
       <w:pPr>
-        <w:jc w:val="left"/>
+        <w:spacing w:after="80"/>
       </w:pPr>
       <w:r>
-        <w:rPr>
-          <w:rFonts w:ascii="Arial" w:hAnsi="Arial" w:eastAsia="Arial"/>
-          <w:i w:val="0"/>
-          <w:color w:val="000000"/>
-          <w:sz w:val="22"/>
-        </w:rPr>
-        <w:t>И во всем своем теле…</w:t>
+        <w:t>Уборкой внутри себя…</w:t>
       </w:r>
     </w:p>
     <w:p>
       <w:pPr>
-        <w:jc w:val="left"/>
+        <w:spacing w:after="80"/>
       </w:pPr>
       <w:r>
-        <w:rPr>
-          <w:rFonts w:ascii="Arial" w:hAnsi="Arial" w:eastAsia="Arial"/>
-          <w:i w:val="0"/>
-          <w:color w:val="000000"/>
-          <w:sz w:val="22"/>
-        </w:rPr>
-        <w:t>Я очистила все свои мышцы, нервы, вены, даже кровь…</w:t>
+        <w:t>Казалось, я очищаю каждую клеточку тела, каждую жилку…</w:t>
       </w:r>
     </w:p>
     <w:p>
       <w:pPr>
-        <w:jc w:val="left"/>
+        <w:spacing w:after="80"/>
       </w:pPr>
       <w:r>
-        <w:rPr>
-          <w:rFonts w:ascii="Arial" w:hAnsi="Arial" w:eastAsia="Arial"/>
-          <w:i w:val="0"/>
-          <w:color w:val="000000"/>
-          <w:sz w:val="22"/>
-        </w:rPr>
         <w:t>Я выбросила весь мусор, который накопился глубоко внутри…</w:t>
       </w:r>
     </w:p>
     <w:p>
       <w:pPr>
-        <w:jc w:val="left"/>
+        <w:spacing w:after="80"/>
       </w:pPr>
       <w:r>
-        <w:rPr>
-          <w:rFonts w:ascii="Arial" w:hAnsi="Arial" w:eastAsia="Arial"/>
-          <w:i w:val="0"/>
-          <w:color w:val="000000"/>
-          <w:sz w:val="22"/>
-        </w:rPr>
         <w:t>Прежде всего, я выбросила разочарования… Я даже не смотрела, что это было, когда выбрасывала их.</w:t>
       </w:r>
     </w:p>
     <w:p>
       <w:pPr>
-        <w:jc w:val="left"/>
+        <w:spacing w:after="80"/>
       </w:pPr>
       <w:r>
-        <w:rPr>
-          <w:rFonts w:ascii="Arial" w:hAnsi="Arial" w:eastAsia="Arial"/>
-          <w:i w:val="0"/>
-          <w:color w:val="000000"/>
-          <w:sz w:val="22"/>
-        </w:rPr>
         <w:t>Вы бы видели это…</w:t>
       </w:r>
     </w:p>
     <w:p>
       <w:pPr>
-        <w:jc w:val="left"/>
+        <w:spacing w:after="80"/>
       </w:pPr>
       <w:r>
-        <w:rPr>
-          <w:rFonts w:ascii="Arial" w:hAnsi="Arial" w:eastAsia="Arial"/>
-          <w:i w:val="0"/>
-          <w:color w:val="000000"/>
-          <w:sz w:val="22"/>
-        </w:rPr>
         <w:t>Сколько места они занимали внутри меня…</w:t>
       </w:r>
     </w:p>
     <w:p>
       <w:pPr>
-        <w:jc w:val="left"/>
+        <w:spacing w:after="80"/>
       </w:pPr>
       <w:r>
-        <w:rPr>
-          <w:rFonts w:ascii="Arial" w:hAnsi="Arial" w:eastAsia="Arial"/>
-          <w:i w:val="0"/>
-          <w:color w:val="000000"/>
-          <w:sz w:val="22"/>
-        </w:rPr>
-        <w:t>На их место я бережно поместила прощение. Я усердно сеяла семена прощения на каждом разочаровании…</w:t>
+        <w:t>На освободившемся месте я бережно посадила семена прощения.</w:t>
       </w:r>
     </w:p>
     <w:p>
       <w:pPr>
-        <w:jc w:val="left"/>
+        <w:spacing w:after="80"/>
       </w:pPr>
       <w:r>
-        <w:rPr>
-          <w:rFonts w:ascii="Arial" w:hAnsi="Arial" w:eastAsia="Arial"/>
-          <w:i w:val="0"/>
-          <w:color w:val="000000"/>
-          <w:sz w:val="22"/>
-        </w:rPr>
         <w:t>Я выбросила свою зависть…</w:t>
       </w:r>
     </w:p>
     <w:p>
       <w:pPr>
-        <w:jc w:val="left"/>
+        <w:spacing w:after="80"/>
       </w:pPr>
       <w:r>
-        <w:rPr>
-          <w:rFonts w:ascii="Arial" w:hAnsi="Arial" w:eastAsia="Arial"/>
-          <w:i w:val="0"/>
-          <w:color w:val="000000"/>
-          <w:sz w:val="22"/>
-        </w:rPr>
-        <w:t>Какую же я завидую…</w:t>
+        <w:t>Удивительно, сколько её оказалось!</w:t>
       </w:r>
     </w:p>
     <w:p>
       <w:pPr>
-        <w:jc w:val="left"/>
+        <w:spacing w:after="80"/>
       </w:pPr>
       <w:r>
-        <w:rPr>
-          <w:rFonts w:ascii="Arial" w:hAnsi="Arial" w:eastAsia="Arial"/>
-          <w:i w:val="0"/>
-          <w:color w:val="000000"/>
-          <w:sz w:val="22"/>
-        </w:rPr>
         <w:t>Это было очень легко. Я была счастлива…</w:t>
       </w:r>
     </w:p>
     <w:p>
       <w:pPr>
-        <w:jc w:val="left"/>
+        <w:spacing w:after="80"/>
       </w:pPr>
       <w:r>
-        <w:rPr>
-          <w:rFonts w:ascii="Arial" w:hAnsi="Arial" w:eastAsia="Arial"/>
-          <w:i w:val="0"/>
-          <w:color w:val="000000"/>
-          <w:sz w:val="22"/>
-        </w:rPr>
         <w:t>Как будто я нашла то, что потеряла…</w:t>
       </w:r>
     </w:p>
     <w:p>
       <w:pPr>
-        <w:jc w:val="left"/>
+        <w:spacing w:after="80"/>
       </w:pPr>
       <w:r>
-        <w:rPr>
-          <w:rFonts w:ascii="Arial" w:hAnsi="Arial" w:eastAsia="Arial"/>
-          <w:i w:val="0"/>
-          <w:color w:val="000000"/>
-          <w:sz w:val="22"/>
-        </w:rPr>
         <w:t>Слава Аллаху, в моем сердце не было ни обиды, ни ненависти…</w:t>
       </w:r>
     </w:p>
     <w:p>
       <w:pPr>
-        <w:jc w:val="left"/>
+        <w:spacing w:after="80"/>
       </w:pPr>
       <w:r>
-        <w:rPr>
-          <w:rFonts w:ascii="Arial" w:hAnsi="Arial" w:eastAsia="Arial"/>
-          <w:i w:val="0"/>
-          <w:color w:val="000000"/>
-          <w:sz w:val="22"/>
-        </w:rPr>
-        <w:t>Я не знаю, как я это очистила…</w:t>
+        <w:t>И от этого на душе стало легче.</w:t>
       </w:r>
     </w:p>
     <w:p>
       <w:pPr>
-        <w:jc w:val="left"/>
+        <w:spacing w:after="80"/>
       </w:pPr>
       <w:r>
-        <w:rPr>
-          <w:rFonts w:ascii="Arial" w:hAnsi="Arial" w:eastAsia="Arial"/>
-          <w:i w:val="0"/>
-          <w:color w:val="000000"/>
-          <w:sz w:val="22"/>
-        </w:rPr>
-        <w:t>Теперь настала моя очередь бояться…</w:t>
+        <w:t>Потом пришла очередь страхов.</w:t>
       </w:r>
     </w:p>
     <w:p>
       <w:pPr>
-        <w:jc w:val="left"/>
+        <w:spacing w:after="80"/>
       </w:pPr>
       <w:r>
-        <w:rPr>
-          <w:rFonts w:ascii="Arial" w:hAnsi="Arial" w:eastAsia="Arial"/>
-          <w:i w:val="0"/>
-          <w:color w:val="000000"/>
-          <w:sz w:val="22"/>
-        </w:rPr>
-        <w:t>Сначала я даже боялась выпустить это наружу…</w:t>
+        <w:t>Поначалу я боялась даже выпустить их наружу.</w:t>
       </w:r>
     </w:p>
     <w:p>
       <w:pPr>
-        <w:jc w:val="left"/>
+        <w:spacing w:after="80"/>
       </w:pPr>
       <w:r>
-        <w:rPr>
-          <w:rFonts w:ascii="Arial" w:hAnsi="Arial" w:eastAsia="Arial"/>
-          <w:i w:val="0"/>
-          <w:color w:val="000000"/>
-          <w:sz w:val="22"/>
-        </w:rPr>
         <w:t>Как я привыкла жить с ними…</w:t>
       </w:r>
     </w:p>
     <w:p>
       <w:pPr>
-        <w:jc w:val="left"/>
+        <w:spacing w:after="80"/>
       </w:pPr>
       <w:r>
-        <w:rPr>
-          <w:rFonts w:ascii="Arial" w:hAnsi="Arial" w:eastAsia="Arial"/>
-          <w:i w:val="0"/>
-          <w:color w:val="000000"/>
-          <w:sz w:val="22"/>
-        </w:rPr>
         <w:t>Я не могла понять, как я могла привыкнуть к такой боли и тревоге…</w:t>
       </w:r>
     </w:p>
     <w:p>
       <w:pPr>
-        <w:jc w:val="left"/>
+        <w:spacing w:after="80"/>
       </w:pPr>
       <w:r>
-        <w:rPr>
-          <w:rFonts w:ascii="Arial" w:hAnsi="Arial" w:eastAsia="Arial"/>
-          <w:i w:val="0"/>
-          <w:color w:val="000000"/>
-          <w:sz w:val="22"/>
-        </w:rPr>
         <w:t>Каждый день новые страхи, вызванные новыми тревогами, накапливались внутри меня…</w:t>
       </w:r>
     </w:p>
     <w:p>
       <w:pPr>
-        <w:jc w:val="left"/>
+        <w:spacing w:after="80"/>
       </w:pPr>
       <w:r>
-        <w:rPr>
-          <w:rFonts w:ascii="Arial" w:hAnsi="Arial" w:eastAsia="Arial"/>
-          <w:i w:val="0"/>
-          <w:color w:val="000000"/>
-          <w:sz w:val="22"/>
-        </w:rPr>
         <w:t>Как сильно я откладывала свое счастье и надежды…</w:t>
       </w:r>
     </w:p>
     <w:p>
-      <w:pPr>
-        <w:jc w:val="left"/>
-      </w:pPr>
+      <w:pPr/>
       <w:r>
-        <w:rPr>
-          <w:rFonts w:ascii="Arial" w:hAnsi="Arial" w:eastAsia="Arial"/>
-          <w:i w:val="0"/>
-          <w:color w:val="000000"/>
-          <w:sz w:val="22"/>
-        </w:rPr>
-        <w:t>Если бы я уделила им это внимание в тот момент, если бы я думала о них каждый день и добавляла надежду, если бы я давала их, не получая взамен, если бы я любила их, не ожидая, если бы я прежде всего осознала любовь и силу внутри себя, мне бы не понадобились такие очищения…</w:t>
+        <w:t>Если бы я уделяла надеждам столько же внимания, сколько тревогам, умела отдавать без расчёта и любить без ожиданий, если бы раньше разглядела собственные силы — возможно, такая уборка и не понадобилась бы.</w:t>
       </w:r>
     </w:p>
     <w:p>
       <w:pPr>
-        <w:jc w:val="left"/>
+        <w:spacing w:after="80"/>
       </w:pPr>
       <w:r>
-        <w:rPr>
-          <w:rFonts w:ascii="Arial" w:hAnsi="Arial" w:eastAsia="Arial"/>
-          <w:i w:val="0"/>
-          <w:color w:val="000000"/>
-          <w:sz w:val="22"/>
-        </w:rPr>
-        <w:t>Мне было трудно очистить свои страхи…</w:t>
+        <w:t>Со страхами расстаться было труднее всего.</w:t>
       </w:r>
     </w:p>
     <w:p>
       <w:pPr>
-        <w:jc w:val="left"/>
+        <w:spacing w:after="80"/>
       </w:pPr>
       <w:r>
-        <w:rPr>
-          <w:rFonts w:ascii="Arial" w:hAnsi="Arial" w:eastAsia="Arial"/>
-          <w:i w:val="0"/>
-          <w:color w:val="000000"/>
-          <w:sz w:val="22"/>
-        </w:rPr>
-        <w:t>Они переплелись, как цепи, и почти сковали друг друга… Но я изгнала их, не жалея о том, что когда-то хранила их внутри себя, как кошмар.</w:t>
+        <w:t>Они сплелись в цепи и сковали меня. Но я отпустила их, не жалея о том, с чем так долго жила.</w:t>
       </w:r>
     </w:p>
     <w:p>
       <w:pPr>
-        <w:jc w:val="left"/>
+        <w:spacing w:after="80"/>
       </w:pPr>
       <w:r>
-        <w:rPr>
-          <w:rFonts w:ascii="Arial" w:hAnsi="Arial" w:eastAsia="Arial"/>
-          <w:i w:val="0"/>
-          <w:color w:val="000000"/>
-          <w:sz w:val="22"/>
-        </w:rPr>
-        <w:t>Я знаю, что если я разозлюсь на свои страхи, если буду кричать на них, они вернутся и нападут на меня.</w:t>
+        <w:t>Я знала: если злиться на свои страхи и бороться с ними криком, они вернутся.</w:t>
       </w:r>
     </w:p>
     <w:p>
       <w:pPr>
-        <w:jc w:val="left"/>
+        <w:spacing w:after="80"/>
       </w:pPr>
       <w:r>
-        <w:rPr>
-          <w:rFonts w:ascii="Arial" w:hAnsi="Arial" w:eastAsia="Arial"/>
-          <w:i w:val="0"/>
-          <w:color w:val="000000"/>
-          <w:sz w:val="22"/>
-        </w:rPr>
-        <w:t>Сегодня я был занят уборкой...</w:t>
+        <w:t>Сегодня я занималась уборкой…</w:t>
       </w:r>
     </w:p>
     <w:p>
       <w:pPr>
-        <w:jc w:val="left"/>
+        <w:spacing w:after="80"/>
       </w:pPr>
       <w:r>
-        <w:rPr>
-          <w:rFonts w:ascii="Arial" w:hAnsi="Arial" w:eastAsia="Arial"/>
-          <w:i w:val="0"/>
-          <w:color w:val="000000"/>
-          <w:sz w:val="22"/>
-        </w:rPr>
-        <w:t>Я ​​посеял радость, я посеял доверие, я посеял любовь...</w:t>
+        <w:t>И посадила в душе радость, доверие, любовь…</w:t>
       </w:r>
     </w:p>
     <w:p>
       <w:pPr>
-        <w:jc w:val="left"/>
+        <w:spacing w:after="80"/>
       </w:pPr>
       <w:r>
-        <w:rPr>
-          <w:rFonts w:ascii="Arial" w:hAnsi="Arial" w:eastAsia="Arial"/>
-          <w:i w:val="0"/>
-          <w:color w:val="000000"/>
-          <w:sz w:val="22"/>
-        </w:rPr>
-        <w:t>Я ​​посеял дарение без получения, любовь без того, чтобы быть любимым, сострадание...</w:t>
+        <w:t>Щедрость без расчёта, любовь без ожидания ответа, сострадание…</w:t>
       </w:r>
     </w:p>
     <w:p>
       <w:pPr>
-        <w:jc w:val="left"/>
+        <w:spacing w:after="80"/>
       </w:pPr>
       <w:r>
-        <w:rPr>
-          <w:rFonts w:ascii="Arial" w:hAnsi="Arial" w:eastAsia="Arial"/>
-          <w:i w:val="0"/>
-          <w:color w:val="000000"/>
-          <w:sz w:val="22"/>
-        </w:rPr>
-        <w:t>Я ​​посеял безумие, естественность, прощение внутри себя...</w:t>
+        <w:t>Непосредственность, прощение и немного безрассудства…</w:t>
       </w:r>
     </w:p>
     <w:p>
       <w:pPr>
-        <w:jc w:val="left"/>
+        <w:spacing w:after="80"/>
       </w:pPr>
       <w:r>
-        <w:rPr>
-          <w:rFonts w:ascii="Arial" w:hAnsi="Arial" w:eastAsia="Arial"/>
-          <w:i w:val="0"/>
-          <w:color w:val="000000"/>
-          <w:sz w:val="22"/>
-        </w:rPr>
-        <w:t>Я ​​посеял любовь в каждой клетке своего тела...</w:t>
+        <w:t>Наполнила любовью каждую клеточку тела…</w:t>
       </w:r>
     </w:p>
     <w:p>
       <w:pPr>
-        <w:jc w:val="left"/>
+        <w:spacing w:after="80"/>
       </w:pPr>
       <w:r>
-        <w:rPr>
-          <w:rFonts w:ascii="Arial" w:hAnsi="Arial" w:eastAsia="Arial"/>
-          <w:i w:val="0"/>
-          <w:color w:val="000000"/>
-          <w:sz w:val="22"/>
-        </w:rPr>
-        <w:t>Я ​​посеял энтузиазм, волнение, тишину...</w:t>
+        <w:t>Поселила в себе вдохновение, волнение и тишину…</w:t>
       </w:r>
     </w:p>
     <w:p>
       <w:pPr>
-        <w:jc w:val="left"/>
+        <w:spacing w:after="80"/>
       </w:pPr>
       <w:r>
-        <w:rPr>
-          <w:rFonts w:ascii="Arial" w:hAnsi="Arial" w:eastAsia="Arial"/>
-          <w:i w:val="0"/>
-          <w:color w:val="000000"/>
-          <w:sz w:val="22"/>
-        </w:rPr>
         <w:t>Все лучшие идеи приходят ко мне в тишине...</w:t>
       </w:r>
     </w:p>
     <w:p>
       <w:pPr>
-        <w:jc w:val="left"/>
+        <w:spacing w:after="80"/>
       </w:pPr>
       <w:r>
-        <w:rPr>
-          <w:rFonts w:ascii="Arial" w:hAnsi="Arial" w:eastAsia="Arial"/>
-          <w:i w:val="0"/>
-          <w:color w:val="000000"/>
-          <w:sz w:val="22"/>
-        </w:rPr>
-        <w:t>Я ​​посеял принятие...</w:t>
+        <w:t>И научилась принятию…</w:t>
       </w:r>
     </w:p>
     <w:p>
       <w:pPr>
-        <w:jc w:val="left"/>
+        <w:keepNext/>
+        <w:spacing w:after="80"/>
       </w:pPr>
       <w:r>
-        <w:rPr>
-          <w:rFonts w:ascii="Arial" w:hAnsi="Arial" w:eastAsia="Arial"/>
-          <w:i w:val="0"/>
-          <w:color w:val="000000"/>
-          <w:sz w:val="22"/>
-        </w:rPr>
-        <w:t>Не склоняясь, а принимая таким, какое оно есть...</w:t>
+        <w:t>Не покорности, а умению видеть жизнь такой, какая она есть.</w:t>
       </w:r>
     </w:p>
     <w:p>
       <w:pPr>
-        <w:pStyle w:val="Moral"/>
         <w:keepNext/>
         <w:keepLines/>
-        <w:widowControl/>
-        <w:spacing w:before="240" w:after="180" w:line="283" w:lineRule="auto"/>
-        <w:ind w:left="240" w:right="240"/>
-        <w:jc w:val="left"/>
-        <w:pBdr>
-          <w:top w:val="single" w:sz="8" w:space="7" w:color="E8D59A"/>
-          <w:left w:val="single" w:sz="32" w:space="11" w:color="C6A23A"/>
-          <w:bottom w:val="single" w:sz="8" w:space="7" w:color="E8D59A"/>
-          <w:right w:val="single" w:sz="8" w:space="11" w:color="E8D59A"/>
-        </w:pBdr>
-        <w:shd w:val="clear" w:color="auto" w:fill="FFF8E1"/>
+        <w:spacing w:before="160"/>
       </w:pPr>
       <w:r>
         <w:rPr>
-          <w:rFonts w:ascii="Arial" w:hAnsi="Arial" w:eastAsia="Arial" w:cs="Arial"/>
           <w:b/>
-          <w:i w:val="0"/>
-          <w:color w:val="9A7417"/>
-          <w:sz w:val="22"/>
         </w:rPr>
-        <w:t>Мораль: Истинная чистота — в сердце: отбрасывание разочарования, страха и обиды и посадка на их место любви, прощения и надежды. Тот, кто очищает свой внутренний мир, обретает покой.</w:t>
+        <w:t>Мораль:</w:t>
       </w:r>
       <w:r>
-        <w:rPr>
-          <w:rFonts w:ascii="Arial" w:hAnsi="Arial" w:eastAsia="Arial" w:cs="Arial"/>
-          <w:b w:val="0"/>
-          <w:i w:val="0"/>
-          <w:color w:val="3F3826"/>
-          <w:sz w:val="22"/>
-        </w:rPr>
+        <w:t xml:space="preserve"> Душе тоже нужна уборка. Освобождая её от обид, разочарований и страхов, мы оставляем место любви, прощению и надежде.</w:t>
       </w:r>
     </w:p>
     <w:p>
       <w:pPr>
-        <w:keepLines/>
-        <w:widowControl/>
-        <w:spacing w:before="60" w:after="0" w:line="240" w:lineRule="auto"/>
-        <w:jc w:val="right"/>
+        <w:spacing w:after="80"/>
       </w:pPr>
       <w:r>
         <w:rPr>
-          <w:rFonts w:ascii="Arial" w:hAnsi="Arial" w:eastAsia="Arial" w:cs="Arial"/>
-          <w:b w:val="0"/>
           <w:i/>
-          <w:color w:val="8A7950"/>
-          <w:sz w:val="17"/>
+          <w:sz w:val="18"/>
         </w:rPr>
         <w:t>«История взята из открытых источников Интернета.»</w:t>
       </w:r>
     </w:p>
     <w:sectPr>
-      <w:pgSz w:w="12240" w:h="15840"/>
-      <w:pgMar w:top="1440" w:right="1440" w:bottom="1440" w:left="1440" w:header="708" w:footer="708" w:gutter="0"/>
+      <w:pgSz w:w="11909" w:h="16834"/>
+      <w:pgMar w:top="1152" w:right="1224" w:bottom="1152" w:left="1224" w:header="720" w:footer="720" w:gutter="0"/>
       <w:cols w:space="720"/>
       <w:docGrid w:linePitch="360"/>
     </w:sectPr>
@@ -908,12 +675,14 @@
     <w:qFormat/>
     <w:rsid w:val="00FC693F"/>
     <w:pPr>
-      <w:spacing w:before="0" w:after="160" w:line="276" w:lineRule="auto"/>
+      <w:widowControl/>
+      <w:spacing w:after="120" w:line="269" w:lineRule="auto"/>
     </w:pPr>
     <w:rPr>
-      <w:rFonts w:ascii="Arial" w:hAnsi="Arial" w:eastAsia="Arial"/>
+      <w:rFonts w:ascii="Arial" w:hAnsi="Arial"/>
       <w:color w:val="000000"/>
       <w:sz w:val="22"/>
+      <w:lang w:val="ru-RU"/>
     </w:rPr>
   </w:style>
   <w:style w:type="paragraph" w:styleId="Header">
@@ -1257,18 +1026,20 @@
     <w:qFormat/>
     <w:rsid w:val="00FC693F"/>
     <w:pPr>
+      <w:keepNext/>
       <w:pBdr>
         <w:bottom w:val="single" w:sz="8" w:space="4" w:color="4F81BD" w:themeColor="accent1"/>
       </w:pBdr>
-      <w:spacing w:after="300" w:line="240" w:lineRule="auto"/>
+      <w:spacing w:after="280" w:line="240" w:lineRule="auto"/>
       <w:contextualSpacing/>
     </w:pPr>
     <w:rPr>
-      <w:rFonts w:asciiTheme="majorHAnsi" w:eastAsiaTheme="majorEastAsia" w:hAnsiTheme="majorHAnsi" w:cstheme="majorBidi"/>
-      <w:color w:val="17365D" w:themeColor="text2" w:themeShade="BF"/>
+      <w:rFonts w:asciiTheme="majorHAnsi" w:eastAsiaTheme="majorEastAsia" w:hAnsiTheme="majorHAnsi" w:cstheme="majorBidi" w:ascii="Arial" w:hAnsi="Arial"/>
+      <w:b/>
+      <w:color w:val="000000"/>
       <w:spacing w:val="5"/>
       <w:kern w:val="28"/>
-      <w:sz w:val="52"/>
+      <w:sz w:val="34"/>
       <w:szCs w:val="52"/>
     </w:rPr>
   </w:style>
@@ -12597,18 +12368,6 @@
         <w:shd w:val="clear" w:color="auto" w:fill="FBCAA2" w:themeFill="accent6" w:themeFillTint="7F"/>
       </w:tcPr>
     </w:tblStylePr>
-  </w:style>
-  <w:style w:type="paragraph" w:customStyle="1" w:styleId="Moral">
-    <w:name w:val="Moral"/>
-    <w:basedOn w:val="Normal"/>
-    <w:pPr>
-      <w:spacing w:before="160" w:after="0" w:line="276" w:lineRule="auto"/>
-    </w:pPr>
-    <w:rPr>
-      <w:rFonts w:ascii="Arial" w:hAnsi="Arial" w:eastAsia="Arial"/>
-      <w:i/>
-      <w:sz w:val="22"/>
-    </w:rPr>
   </w:style>
 </w:styles>
 </file>

--- a/ru/wisdom-stories/i-got-busy-with-cleaning.docx
+++ b/ru/wisdom-stories/i-got-busy-with-cleaning.docx
@@ -23,7 +23,7 @@
         <w:spacing w:after="80"/>
       </w:pPr>
       <w:r>
-        <w:t>Уборкой внутри себя…</w:t>
+        <w:t>И по всему телу…</w:t>
       </w:r>
     </w:p>
     <w:p>
@@ -31,7 +31,7 @@
         <w:spacing w:after="80"/>
       </w:pPr>
       <w:r>
-        <w:t>Казалось, я очищаю каждую клеточку тела, каждую жилку…</w:t>
+        <w:t>Я очистила все мышцы, нервы, сосуды и даже кровь…</w:t>
       </w:r>
     </w:p>
     <w:p>
@@ -71,7 +71,7 @@
         <w:spacing w:after="80"/>
       </w:pPr>
       <w:r>
-        <w:t>На освободившемся месте я бережно посадила семена прощения.</w:t>
+        <w:t>На освободившееся место я бережно поместила чувство прощения. На место каждой обиды посеяла семя прощения.</w:t>
       </w:r>
     </w:p>
     <w:p>
@@ -87,7 +87,7 @@
         <w:spacing w:after="80"/>
       </w:pPr>
       <w:r>
-        <w:t>Удивительно, сколько её оказалось!</w:t>
+        <w:t>Какой же завистливой я оказалась!</w:t>
       </w:r>
     </w:p>
     <w:p>
@@ -111,7 +111,7 @@
         <w:spacing w:after="80"/>
       </w:pPr>
       <w:r>
-        <w:t>Слава Аллаху, в моем сердце не было ни обиды, ни ненависти…</w:t>
+        <w:t>Слава Аллаху, в моем сердце не было ни злобы, ни ненависти…</w:t>
       </w:r>
     </w:p>
     <w:p>
@@ -119,7 +119,7 @@
         <w:spacing w:after="80"/>
       </w:pPr>
       <w:r>
-        <w:t>И от этого на душе стало легче.</w:t>
+        <w:t>Не знаю, как я это очистила.</w:t>
       </w:r>
     </w:p>
     <w:p>
@@ -173,7 +173,7 @@
     <w:p>
       <w:pPr/>
       <w:r>
-        <w:t>Если бы я уделяла надеждам столько же внимания, сколько тревогам, умела отдавать без расчёта и любить без ожиданий, если бы раньше разглядела собственные силы — возможно, такая уборка и не понадобилась бы.</w:t>
+        <w:t>Если бы я вовремя заботилась о своём счастье и надеждах, если бы каждый день ещё немного укрепляла надежду, отдавала, не ожидая отдачи, любила, не ожидая взаимности, и, самое главное, знала цену любви и силы внутри меня, такая уборка была бы не нужна.</w:t>
       </w:r>
     </w:p>
     <w:p>
@@ -181,7 +181,7 @@
         <w:spacing w:after="80"/>
       </w:pPr>
       <w:r>
-        <w:t>Со страхами расстаться было труднее всего.</w:t>
+        <w:t>Со страхами расстаться было трудно.</w:t>
       </w:r>
     </w:p>
     <w:p>
@@ -189,7 +189,7 @@
         <w:spacing w:after="80"/>
       </w:pPr>
       <w:r>
-        <w:t>Они сплелись в цепи и сковали меня. Но я отпустила их, не жалея о том, с чем так долго жила.</w:t>
+        <w:t>Они сплелись в цепи и едва не замкнулись. Но я отпустила их, не жалея, что когда-то держала их внутри, словно кошмар.</w:t>
       </w:r>
     </w:p>
     <w:p>
@@ -221,7 +221,7 @@
         <w:spacing w:after="80"/>
       </w:pPr>
       <w:r>
-        <w:t>Щедрость без расчёта, любовь без ожидания ответа, сострадание…</w:t>
+        <w:t>Я посадила умение отдавать, не получая, любить, не будучи любимой, и делиться.</w:t>
       </w:r>
     </w:p>
     <w:p>
@@ -229,7 +229,7 @@
         <w:spacing w:after="80"/>
       </w:pPr>
       <w:r>
-        <w:t>Непосредственность, прощение и немного безрассудства…</w:t>
+        <w:t>Я посеяла в себе буйность, естественность и прощение.</w:t>
       </w:r>
     </w:p>
     <w:p>
@@ -237,7 +237,7 @@
         <w:spacing w:after="80"/>
       </w:pPr>
       <w:r>
-        <w:t>Наполнила любовью каждую клеточку тела…</w:t>
+        <w:t>Посеяла страсть в каждой клеточке тела…</w:t>
       </w:r>
     </w:p>
     <w:p>
@@ -245,7 +245,7 @@
         <w:spacing w:after="80"/>
       </w:pPr>
       <w:r>
-        <w:t>Поселила в себе вдохновение, волнение и тишину…</w:t>
+        <w:t>Посеяла в себе восторг, волнение и тишину…</w:t>
       </w:r>
     </w:p>
     <w:p>
@@ -253,7 +253,7 @@
         <w:spacing w:after="80"/>
       </w:pPr>
       <w:r>
-        <w:t>Все лучшие идеи приходят ко мне в тишине...</w:t>
+        <w:t>Все прекрасные мысли приходят ко мне в тишине...</w:t>
       </w:r>
     </w:p>
     <w:p>
@@ -261,7 +261,7 @@
         <w:spacing w:after="80"/>
       </w:pPr>
       <w:r>
-        <w:t>И научилась принятию…</w:t>
+        <w:t>И посеяла принятие…</w:t>
       </w:r>
     </w:p>
     <w:p>
@@ -270,7 +270,7 @@
         <w:spacing w:after="80"/>
       </w:pPr>
       <w:r>
-        <w:t>Не покорности, а умению видеть жизнь такой, какая она есть.</w:t>
+        <w:t>Не покорность, а принятие всего таким, какое оно есть.</w:t>
       </w:r>
     </w:p>
     <w:p>
@@ -283,11 +283,9 @@
         <w:rPr>
           <w:b/>
         </w:rPr>
-        <w:t>Мораль:</w:t>
+        <w:t>Мораль: Настоящая чистота — в сердце: отбросить разочарование, страх и злобу и посеять вместо них любовь, прощение и надежду. Кто очищает свой внутренний мир, обретает покой.</w:t>
       </w:r>
-      <w:r>
-        <w:t xml:space="preserve"> Душе тоже нужна уборка. Освобождая её от обид, разочарований и страхов, мы оставляем место любви, прощению и надежде.</w:t>
-      </w:r>
+      <w:r/>
     </w:p>
     <w:p>
       <w:pPr>
@@ -298,7 +296,7 @@
           <w:i/>
           <w:sz w:val="18"/>
         </w:rPr>
-        <w:t>«История взята из открытых источников Интернета.»</w:t>
+        <w:t>Рассказы взяты из открытых интернет-источников, а иллюстрации созданы с помощью ИИ.</w:t>
       </w:r>
     </w:p>
     <w:sectPr>
